--- a/design/story/part-1.docx
+++ b/design/story/part-1.docx
@@ -7,23 +7,15 @@
         <w:pStyle w:val="Heading1"/>
       </w:pPr>
       <w:r>
-        <w:t>Part 1</w:t>
+        <w:t>Origins</w:t>
       </w:r>
     </w:p>
     <w:p>
       <w:pPr>
-        <w:pStyle w:val="Heading2"/>
+        <w:pStyle w:val="Heading3"/>
       </w:pPr>
       <w:r>
-        <w:t>Hand of Sorrow</w:t>
-      </w:r>
-    </w:p>
-    <w:p>
-      <w:pPr>
-        <w:pStyle w:val="Heading3"/>
-      </w:pPr>
-      <w:r>
-        <w:t xml:space="preserve">Scene: </w:t>
+        <w:t xml:space="preserve"> </w:t>
       </w:r>
     </w:p>
     <w:sectPr>
